--- a/버스탐스/001. 계약서/busTaams 프로젝트 공동개발 및 수익 정산 계약서.docx
+++ b/버스탐스/001. 계약서/busTaams 프로젝트 공동개발 및 수익 정산 계약서.docx
@@ -121,7 +121,6 @@
     <w:p>
       <w:pPr>
         <w:rPr>
-          <w:rFonts w:hint="eastAsia"/>
           <w:b/>
           <w:bCs/>
         </w:rPr>
@@ -453,7 +452,14 @@
           <w:b/>
           <w:bCs/>
         </w:rPr>
-        <w:t>“갑” (발주자): 매출액의 6</w:t>
+        <w:t xml:space="preserve">“갑” (발주자): 매출액의 </w:t>
+      </w:r>
+      <w:r>
+        <w:rPr>
+          <w:b/>
+          <w:bCs/>
+        </w:rPr>
+        <w:t>7</w:t>
       </w:r>
       <w:r>
         <w:rPr>
@@ -503,11 +509,18 @@
       </w:r>
       <w:r>
         <w:rPr>
+          <w:b/>
+          <w:bCs/>
+        </w:rPr>
+        <w:t>3</w:t>
+      </w:r>
+      <w:r>
+        <w:rPr>
           <w:rFonts w:hint="eastAsia"/>
           <w:b/>
           <w:bCs/>
         </w:rPr>
-        <w:t>40</w:t>
+        <w:t>0</w:t>
       </w:r>
       <w:r>
         <w:rPr>
@@ -1851,6 +1864,7 @@
   <w:style w:type="character" w:default="1" w:styleId="a0">
     <w:name w:val="Default Paragraph Font"/>
     <w:uiPriority w:val="1"/>
+    <w:semiHidden/>
     <w:unhideWhenUsed/>
   </w:style>
   <w:style w:type="table" w:default="1" w:styleId="a1">
